--- a/Kursowaja/Отчет по курсовой работе .docx
+++ b/Kursowaja/Отчет по курсовой работе .docx
@@ -1642,12 +1642,25 @@
           <w:szCs w:val="28"/>
         </w:rPr>
       </w:pPr>
-      <w:r>
+    </w:p>
+    <w:p>
+      <w:pPr>
+        <w:widowControl w:val="0"/>
+        <w:spacing w:before="0" w:after="0"/>
+        <w:jc w:val="left"/>
         <w:rPr>
           <w:b/>
           <w:sz w:val="28"/>
           <w:szCs w:val="28"/>
         </w:rPr>
+      </w:pPr>
+      <w:r>
+        <w:rPr>
+          <w:b/>
+          <w:sz w:val="28"/>
+          <w:szCs w:val="28"/>
+        </w:rPr>
+        <w:lastRenderedPageBreak/>
         <w:t>Требования к обработке данных</w:t>
       </w:r>
     </w:p>
@@ -1658,7 +1671,6 @@
         <w:jc w:val="left"/>
       </w:pPr>
       <w:r>
-        <w:lastRenderedPageBreak/>
         <w:t>Необходимо вывести статистику по каждому месяцу, с учетом исходных данных:</w:t>
       </w:r>
     </w:p>
@@ -2138,50 +2150,51 @@
       </w:r>
     </w:p>
     <w:p>
+      <w:r>
+        <w:rPr>
+          <w:lang w:val="en-US"/>
+        </w:rPr>
+        <w:t>main</w:t>
+      </w:r>
+      <w:r>
+        <w:t xml:space="preserve">.c – основной файл программы с точкой входа, функцией </w:t>
+      </w:r>
       <w:proofErr w:type="spellStart"/>
       <w:r>
-        <w:t>report.c</w:t>
+        <w:t>main</w:t>
       </w:r>
       <w:proofErr w:type="spellEnd"/>
       <w:r>
-        <w:t xml:space="preserve"> – основной файл программы с точкой входа, функцией </w:t>
-      </w:r>
+        <w:t>. Содержит только логику запуска функций и обработку ключей, поступающих от командной строки;</w:t>
+      </w:r>
+    </w:p>
+    <w:p>
       <w:proofErr w:type="spellStart"/>
       <w:r>
-        <w:t>main</w:t>
+        <w:t>temp_function.h</w:t>
       </w:r>
       <w:proofErr w:type="spellEnd"/>
       <w:r>
-        <w:t>. Содержит только логику запуска функций и обработку ключей, поступающих от командной строки;</w:t>
+        <w:t xml:space="preserve"> – файл прототипов функций программы;</w:t>
       </w:r>
     </w:p>
     <w:p>
       <w:proofErr w:type="spellStart"/>
       <w:r>
-        <w:t>temp_function.h</w:t>
+        <w:t>temp_function.c</w:t>
       </w:r>
       <w:proofErr w:type="spellEnd"/>
       <w:r>
-        <w:t xml:space="preserve"> – файл прототипов функций программы;</w:t>
+        <w:t xml:space="preserve"> – файл описания функций программы;</w:t>
       </w:r>
     </w:p>
     <w:p>
       <w:proofErr w:type="spellStart"/>
       <w:r>
-        <w:t>temp_function.c</w:t>
+        <w:t>makefile</w:t>
       </w:r>
       <w:proofErr w:type="spellEnd"/>
       <w:r>
-        <w:t xml:space="preserve"> – файл описания функций программы;</w:t>
-      </w:r>
-    </w:p>
-    <w:p>
-      <w:proofErr w:type="spellStart"/>
-      <w:r>
-        <w:t>makefile</w:t>
-      </w:r>
-      <w:proofErr w:type="spellEnd"/>
-      <w:r>
         <w:t xml:space="preserve"> – файл инструкция для утилиты сборки mingw32-make;</w:t>
       </w:r>
     </w:p>
@@ -2190,12 +2203,222 @@
         <w:t>report.exe – собранный исполняемый файл программы.</w:t>
       </w:r>
     </w:p>
-    <w:p/>
-    <w:p/>
-    <w:p/>
+    <w:p>
+      <w:pPr>
+        <w:rPr>
+          <w:lang w:val="ru-RU"/>
+        </w:rPr>
+      </w:pPr>
+      <w:r>
+        <w:rPr>
+          <w:lang w:val="en-US"/>
+        </w:rPr>
+        <w:t>temperature</w:t>
+      </w:r>
+      <w:r>
+        <w:rPr>
+          <w:lang w:val="ru-RU"/>
+        </w:rPr>
+        <w:t>_</w:t>
+      </w:r>
+      <w:r>
+        <w:rPr>
+          <w:lang w:val="en-US"/>
+        </w:rPr>
+        <w:t>big</w:t>
+      </w:r>
+      <w:r>
+        <w:rPr>
+          <w:lang w:val="ru-RU"/>
+        </w:rPr>
+        <w:t>.</w:t>
+      </w:r>
+      <w:r>
+        <w:rPr>
+          <w:lang w:val="en-US"/>
+        </w:rPr>
+        <w:t>csv</w:t>
+      </w:r>
+      <w:r>
+        <w:rPr>
+          <w:lang w:val="ru-RU"/>
+        </w:rPr>
+        <w:t xml:space="preserve"> – ф</w:t>
+      </w:r>
+      <w:r>
+        <w:rPr>
+          <w:lang w:val="ru-RU"/>
+        </w:rPr>
+        <w:t>айл</w:t>
+      </w:r>
+      <w:r>
+        <w:rPr>
+          <w:lang w:val="ru-RU"/>
+        </w:rPr>
+        <w:t xml:space="preserve"> </w:t>
+      </w:r>
+      <w:r>
+        <w:rPr>
+          <w:lang w:val="ru-RU"/>
+        </w:rPr>
+        <w:t>с</w:t>
+      </w:r>
+      <w:r>
+        <w:rPr>
+          <w:lang w:val="ru-RU"/>
+        </w:rPr>
+        <w:t xml:space="preserve"> </w:t>
+      </w:r>
+      <w:r>
+        <w:rPr>
+          <w:lang w:val="ru-RU"/>
+        </w:rPr>
+        <w:t>данными</w:t>
+      </w:r>
+      <w:r>
+        <w:rPr>
+          <w:lang w:val="ru-RU"/>
+        </w:rPr>
+        <w:t xml:space="preserve"> </w:t>
+      </w:r>
+      <w:r>
+        <w:rPr>
+          <w:lang w:val="ru-RU"/>
+        </w:rPr>
+        <w:t>датчика температуры за год.</w:t>
+      </w:r>
+    </w:p>
+    <w:p>
+      <w:pPr>
+        <w:rPr>
+          <w:lang w:val="ru-RU"/>
+        </w:rPr>
+      </w:pPr>
+      <w:r>
+        <w:rPr>
+          <w:lang w:val="en-US"/>
+        </w:rPr>
+        <w:t>temperature</w:t>
+      </w:r>
+      <w:r>
+        <w:rPr>
+          <w:lang w:val="ru-RU"/>
+        </w:rPr>
+        <w:t>_</w:t>
+      </w:r>
+      <w:r>
+        <w:rPr>
+          <w:lang w:val="ru-RU"/>
+        </w:rPr>
+        <w:t>s</w:t>
+      </w:r>
+      <w:r>
+        <w:rPr>
+          <w:lang w:val="en-US"/>
+        </w:rPr>
+        <w:t>mall</w:t>
+      </w:r>
+      <w:r>
+        <w:rPr>
+          <w:lang w:val="ru-RU"/>
+        </w:rPr>
+        <w:t>.</w:t>
+      </w:r>
+      <w:r>
+        <w:rPr>
+          <w:lang w:val="en-US"/>
+        </w:rPr>
+        <w:t>csv</w:t>
+      </w:r>
+      <w:r>
+        <w:rPr>
+          <w:lang w:val="ru-RU"/>
+        </w:rPr>
+        <w:t xml:space="preserve"> – ф</w:t>
+      </w:r>
+      <w:r>
+        <w:rPr>
+          <w:lang w:val="ru-RU"/>
+        </w:rPr>
+        <w:t>айл</w:t>
+      </w:r>
+      <w:r>
+        <w:rPr>
+          <w:lang w:val="ru-RU"/>
+        </w:rPr>
+        <w:t xml:space="preserve"> </w:t>
+      </w:r>
+      <w:r>
+        <w:rPr>
+          <w:lang w:val="ru-RU"/>
+        </w:rPr>
+        <w:t>с</w:t>
+      </w:r>
+      <w:r>
+        <w:rPr>
+          <w:lang w:val="ru-RU"/>
+        </w:rPr>
+        <w:t xml:space="preserve"> </w:t>
+      </w:r>
+      <w:r>
+        <w:rPr>
+          <w:lang w:val="ru-RU"/>
+        </w:rPr>
+        <w:t>данными</w:t>
+      </w:r>
+      <w:r>
+        <w:rPr>
+          <w:lang w:val="ru-RU"/>
+        </w:rPr>
+        <w:t xml:space="preserve"> </w:t>
+      </w:r>
+      <w:r>
+        <w:rPr>
+          <w:lang w:val="ru-RU"/>
+        </w:rPr>
+        <w:t xml:space="preserve">датчика температуры </w:t>
+      </w:r>
+      <w:r>
+        <w:rPr>
+          <w:lang w:val="ru-RU"/>
+        </w:rPr>
+        <w:t>с</w:t>
+      </w:r>
+      <w:r>
+        <w:rPr>
+          <w:lang w:val="ru-RU"/>
+        </w:rPr>
+        <w:t xml:space="preserve"> ошибкой в строке.</w:t>
+      </w:r>
+    </w:p>
+    <w:p>
+      <w:pPr>
+        <w:rPr>
+          <w:lang w:val="ru-RU"/>
+        </w:rPr>
+      </w:pPr>
+    </w:p>
+    <w:p>
+      <w:pPr>
+        <w:rPr>
+          <w:lang w:val="ru-RU"/>
+        </w:rPr>
+      </w:pPr>
+    </w:p>
+    <w:p>
+      <w:pPr>
+        <w:rPr>
+          <w:lang w:val="ru-RU"/>
+        </w:rPr>
+      </w:pPr>
+    </w:p>
     <w:p>
       <w:pPr>
         <w:pStyle w:val="2"/>
+        <w:rPr>
+          <w:b/>
+          <w:i/>
+        </w:rPr>
       </w:pPr>
       <w:bookmarkStart w:id="7" w:name="_heading=h.1t3h5sf" w:colFirst="0" w:colLast="0"/>
       <w:bookmarkEnd w:id="7"/>
@@ -2203,91 +2426,8 @@
         <w:t>Описание работы программы</w:t>
       </w:r>
     </w:p>
-    <w:tbl>
-      <w:tblPr>
-        <w:tblStyle w:val="a8"/>
-        <w:tblW w:w="9585" w:type="dxa"/>
-        <w:tblInd w:w="-3" w:type="dxa"/>
-        <w:tblBorders>
-          <w:top w:val="nil"/>
-          <w:left w:val="nil"/>
-          <w:bottom w:val="nil"/>
-          <w:right w:val="nil"/>
-          <w:insideH w:val="nil"/>
-          <w:insideV w:val="nil"/>
-        </w:tblBorders>
-        <w:tblLayout w:type="fixed"/>
-        <w:tblLook w:val="0400" w:firstRow="0" w:lastRow="0" w:firstColumn="0" w:lastColumn="0" w:noHBand="0" w:noVBand="1"/>
-      </w:tblPr>
-      <w:tblGrid>
-        <w:gridCol w:w="9585"/>
-      </w:tblGrid>
-      <w:tr>
-        <w:trPr>
-          <w:trHeight w:val="1132"/>
-        </w:trPr>
-        <w:tc>
-          <w:tcPr>
-            <w:tcW w:w="9585" w:type="dxa"/>
-            <w:shd w:val="clear" w:color="auto" w:fill="DCCDF3"/>
-          </w:tcPr>
-          <w:p>
-            <w:pPr>
-              <w:numPr>
-                <w:ilvl w:val="0"/>
-                <w:numId w:val="8"/>
-              </w:numPr>
-              <w:ind w:left="566" w:right="162" w:hanging="435"/>
-            </w:pPr>
-            <w:r>
-              <w:rPr>
-                <w:b/>
-                <w:i/>
-              </w:rPr>
-              <w:t>Инструкция по оформлению:</w:t>
-            </w:r>
-            <w:r>
-              <w:rPr>
-                <w:i/>
-              </w:rPr>
-              <w:t xml:space="preserve"> Опишите в этом блоке, как запустить программу, какие присутствуют команды и какие есть ключи.</w:t>
-            </w:r>
-            <w:r>
-              <w:t xml:space="preserve"> </w:t>
-            </w:r>
-          </w:p>
-        </w:tc>
-      </w:tr>
-    </w:tbl>
-    <w:p>
-      <w:pPr>
-        <w:rPr>
-          <w:b/>
-          <w:i/>
-        </w:rPr>
-      </w:pPr>
-    </w:p>
-    <w:p>
-      <w:r>
-        <w:rPr>
-          <w:b/>
-          <w:i/>
-        </w:rPr>
-        <w:t>Пример оформления блока:</w:t>
-      </w:r>
-      <w:r>
-        <w:rPr>
-          <w:i/>
-        </w:rPr>
-        <w:t xml:space="preserve"> </w:t>
-      </w:r>
-      <w:r>
-        <w:t xml:space="preserve"> </w:t>
-      </w:r>
-    </w:p>
-    <w:p>
-      <w:r>
-        <w:lastRenderedPageBreak/>
+    <w:p>
+      <w:r>
         <w:t>Программа является консольным приложением и рекомендуется запускать её из командной строки.</w:t>
       </w:r>
     </w:p>
@@ -2310,6 +2450,7 @@
         <w:spacing w:after="0"/>
       </w:pPr>
       <w:r>
+        <w:lastRenderedPageBreak/>
         <w:t>«-h» - получение информации о возможных ключах запуска с кратким описанием их назначения;</w:t>
       </w:r>
     </w:p>
@@ -2324,11 +2465,29 @@
       <w:r>
         <w:t xml:space="preserve">«-f </w:t>
       </w:r>
+      <w:r>
+        <w:rPr>
+          <w:lang w:val="ru-RU"/>
+        </w:rPr>
+        <w:t>&lt;</w:t>
+      </w:r>
       <w:proofErr w:type="spellStart"/>
       <w:r>
-        <w:t>file_name</w:t>
+        <w:t>file</w:t>
       </w:r>
       <w:proofErr w:type="spellEnd"/>
+      <w:r>
+        <w:rPr>
+          <w:lang w:val="ru-RU"/>
+        </w:rPr>
+        <w:t>.</w:t>
+      </w:r>
+      <w:r>
+        <w:rPr>
+          <w:lang w:val="en-US"/>
+        </w:rPr>
+        <w:t>csv</w:t>
+      </w:r>
       <w:r>
         <w:t xml:space="preserve">» - указание файла для обработки, где </w:t>
       </w:r>
@@ -2425,42 +2584,38 @@
         <w:rPr>
           <w:lang w:val="en-US"/>
         </w:rPr>
-        <w:t>report –f small_file.csv</w:t>
-      </w:r>
-    </w:p>
-    <w:p>
-      <w:pPr>
+        <w:t xml:space="preserve">report –f </w:t>
+      </w:r>
+      <w:r>
         <w:rPr>
           <w:lang w:val="en-US"/>
         </w:rPr>
-      </w:pPr>
+        <w:t>temperature</w:t>
+      </w:r>
       <w:r>
         <w:rPr>
           <w:lang w:val="en-US"/>
         </w:rPr>
-        <w:t>report –f big_file.csv –m 3</w:t>
-      </w:r>
-    </w:p>
-    <w:p>
-      <w:pPr>
+        <w:t>_s</w:t>
+      </w:r>
+      <w:r>
         <w:rPr>
           <w:lang w:val="en-US"/>
         </w:rPr>
-      </w:pPr>
-    </w:p>
-    <w:p>
-      <w:pPr>
+        <w:t>mall</w:t>
+      </w:r>
+      <w:r>
         <w:rPr>
           <w:lang w:val="en-US"/>
         </w:rPr>
-      </w:pPr>
-    </w:p>
-    <w:p>
-      <w:pPr>
+        <w:t>.</w:t>
+      </w:r>
+      <w:r>
         <w:rPr>
           <w:lang w:val="en-US"/>
         </w:rPr>
-      </w:pPr>
+        <w:t>csv</w:t>
+      </w:r>
     </w:p>
     <w:p>
       <w:pPr>
@@ -2468,6 +2623,54 @@
           <w:lang w:val="en-US"/>
         </w:rPr>
       </w:pPr>
+      <w:r>
+        <w:rPr>
+          <w:lang w:val="en-US"/>
+        </w:rPr>
+        <w:t xml:space="preserve">report –f </w:t>
+      </w:r>
+      <w:r>
+        <w:rPr>
+          <w:lang w:val="en-US"/>
+        </w:rPr>
+        <w:t>temperature</w:t>
+      </w:r>
+      <w:r>
+        <w:rPr>
+          <w:lang w:val="en-US"/>
+        </w:rPr>
+        <w:t>_</w:t>
+      </w:r>
+      <w:r>
+        <w:rPr>
+          <w:lang w:val="en-US"/>
+        </w:rPr>
+        <w:t>big</w:t>
+      </w:r>
+      <w:r>
+        <w:rPr>
+          <w:lang w:val="en-US"/>
+        </w:rPr>
+        <w:t>.</w:t>
+      </w:r>
+      <w:r>
+        <w:rPr>
+          <w:lang w:val="en-US"/>
+        </w:rPr>
+        <w:t>csv</w:t>
+      </w:r>
+      <w:r>
+        <w:rPr>
+          <w:lang w:val="en-US"/>
+        </w:rPr>
+        <w:t xml:space="preserve"> </w:t>
+      </w:r>
+      <w:r>
+        <w:rPr>
+          <w:lang w:val="en-US"/>
+        </w:rPr>
+        <w:t>–m 3</w:t>
+      </w:r>
     </w:p>
     <w:p>
       <w:pPr>
@@ -2482,6 +2685,11 @@
         <w:keepNext w:val="0"/>
         <w:keepLines w:val="0"/>
         <w:spacing w:before="240" w:after="240" w:line="178" w:lineRule="auto"/>
+        <w:ind w:left="1440" w:firstLine="720"/>
+        <w:rPr>
+          <w:sz w:val="28"/>
+          <w:szCs w:val="28"/>
+        </w:rPr>
       </w:pPr>
       <w:bookmarkStart w:id="9" w:name="_heading=h.2s8eyo1" w:colFirst="0" w:colLast="0"/>
       <w:bookmarkEnd w:id="9"/>
@@ -2493,452 +2701,222 @@
         <w:t>Демонстрация работы программы</w:t>
       </w:r>
     </w:p>
-    <w:tbl>
-      <w:tblPr>
-        <w:tblStyle w:val="a9"/>
-        <w:tblW w:w="9585" w:type="dxa"/>
-        <w:tblInd w:w="-3" w:type="dxa"/>
-        <w:tblBorders>
-          <w:top w:val="nil"/>
-          <w:left w:val="nil"/>
-          <w:bottom w:val="nil"/>
-          <w:right w:val="nil"/>
-          <w:insideH w:val="nil"/>
-          <w:insideV w:val="nil"/>
-        </w:tblBorders>
-        <w:tblLayout w:type="fixed"/>
-        <w:tblLook w:val="0400" w:firstRow="0" w:lastRow="0" w:firstColumn="0" w:lastColumn="0" w:noHBand="0" w:noVBand="1"/>
-      </w:tblPr>
-      <w:tblGrid>
-        <w:gridCol w:w="9585"/>
-      </w:tblGrid>
-      <w:tr>
-        <w:trPr>
-          <w:trHeight w:val="1132"/>
-        </w:trPr>
-        <w:tc>
-          <w:tcPr>
-            <w:tcW w:w="9585" w:type="dxa"/>
-            <w:shd w:val="clear" w:color="auto" w:fill="DCCDF3"/>
-          </w:tcPr>
-          <w:p>
-            <w:pPr>
-              <w:numPr>
-                <w:ilvl w:val="0"/>
-                <w:numId w:val="8"/>
-              </w:numPr>
-              <w:ind w:left="566" w:right="162" w:hanging="435"/>
-            </w:pPr>
-            <w:r>
-              <w:rPr>
-                <w:b/>
-                <w:i/>
-              </w:rPr>
-              <w:t>Инструкция по оформлению</w:t>
-            </w:r>
-            <w:proofErr w:type="gramStart"/>
-            <w:r>
-              <w:rPr>
-                <w:b/>
-                <w:i/>
-              </w:rPr>
-              <w:t>:</w:t>
-            </w:r>
-            <w:r>
-              <w:rPr>
-                <w:i/>
-              </w:rPr>
-              <w:t xml:space="preserve"> Прикрепите</w:t>
-            </w:r>
-            <w:proofErr w:type="gramEnd"/>
-            <w:r>
-              <w:rPr>
-                <w:i/>
-              </w:rPr>
-              <w:t xml:space="preserve"> в окошке ниже следующие снимки работы программы: Подпишите каждый снимок. </w:t>
-            </w:r>
-          </w:p>
-          <w:p>
-            <w:pPr>
-              <w:numPr>
-                <w:ilvl w:val="1"/>
-                <w:numId w:val="8"/>
-              </w:numPr>
-              <w:ind w:right="162"/>
-            </w:pPr>
-            <w:r>
-              <w:t>Запуск программы с опцией «-h»</w:t>
-            </w:r>
-          </w:p>
-          <w:p>
-            <w:pPr>
-              <w:numPr>
-                <w:ilvl w:val="1"/>
-                <w:numId w:val="8"/>
-              </w:numPr>
-              <w:ind w:right="162"/>
-            </w:pPr>
-            <w:r>
-              <w:t>Запуск программы с указанием файла и опцией выбора месяца</w:t>
-            </w:r>
-          </w:p>
-          <w:p>
-            <w:pPr>
-              <w:numPr>
-                <w:ilvl w:val="1"/>
-                <w:numId w:val="8"/>
-              </w:numPr>
-              <w:ind w:right="162"/>
-            </w:pPr>
-            <w:r>
-              <w:lastRenderedPageBreak/>
-              <w:t>Запуск программы с указанием имени файла</w:t>
-            </w:r>
-          </w:p>
-          <w:p>
-            <w:pPr>
-              <w:numPr>
-                <w:ilvl w:val="1"/>
-                <w:numId w:val="8"/>
-              </w:numPr>
-              <w:ind w:right="162"/>
-            </w:pPr>
-            <w:r>
-              <w:t>Другие дополнительные снимки (по желанию)</w:t>
-            </w:r>
-          </w:p>
-          <w:p>
-            <w:pPr>
-              <w:ind w:right="162"/>
-              <w:rPr>
-                <w:i/>
-              </w:rPr>
-            </w:pPr>
-            <w:r>
-              <w:rPr>
-                <w:i/>
-              </w:rPr>
-              <w:t>Подпишите каждый снимок.</w:t>
-            </w:r>
-          </w:p>
-        </w:tc>
-      </w:tr>
-    </w:tbl>
+    <w:p/>
+    <w:p>
+      <w:pPr>
+        <w:numPr>
+          <w:ilvl w:val="1"/>
+          <w:numId w:val="8"/>
+        </w:numPr>
+        <w:ind w:right="162"/>
+      </w:pPr>
+      <w:r>
+        <w:t>Запуск программы с опцией «-h»</w:t>
+      </w:r>
+    </w:p>
     <w:p>
       <w:pPr>
         <w:rPr>
           <w:b/>
         </w:rPr>
       </w:pPr>
-    </w:p>
-    <w:tbl>
-      <w:tblPr>
-        <w:tblStyle w:val="aa"/>
-        <w:tblW w:w="9643" w:type="dxa"/>
-        <w:tblInd w:w="0" w:type="dxa"/>
-        <w:tblBorders>
-          <w:top w:val="single" w:sz="8" w:space="0" w:color="000000"/>
-          <w:left w:val="single" w:sz="8" w:space="0" w:color="000000"/>
-          <w:bottom w:val="single" w:sz="8" w:space="0" w:color="000000"/>
-          <w:right w:val="single" w:sz="8" w:space="0" w:color="000000"/>
-          <w:insideH w:val="single" w:sz="8" w:space="0" w:color="000000"/>
-          <w:insideV w:val="single" w:sz="8" w:space="0" w:color="000000"/>
-        </w:tblBorders>
-        <w:tblLayout w:type="fixed"/>
-        <w:tblLook w:val="0600" w:firstRow="0" w:lastRow="0" w:firstColumn="0" w:lastColumn="0" w:noHBand="1" w:noVBand="1"/>
-      </w:tblPr>
-      <w:tblGrid>
-        <w:gridCol w:w="9643"/>
-      </w:tblGrid>
-      <w:tr>
-        <w:tc>
-          <w:tcPr>
-            <w:tcW w:w="9643" w:type="dxa"/>
-            <w:shd w:val="clear" w:color="auto" w:fill="auto"/>
-            <w:tcMar>
-              <w:top w:w="100" w:type="dxa"/>
-              <w:left w:w="100" w:type="dxa"/>
-              <w:bottom w:w="100" w:type="dxa"/>
-              <w:right w:w="100" w:type="dxa"/>
-            </w:tcMar>
-          </w:tcPr>
-          <w:p>
-            <w:pPr>
-              <w:widowControl w:val="0"/>
-              <w:spacing w:before="0" w:after="0" w:line="240" w:lineRule="auto"/>
-              <w:jc w:val="left"/>
-              <w:rPr>
-                <w:i/>
-              </w:rPr>
-            </w:pPr>
-            <w:r>
-              <w:rPr>
-                <w:i/>
-              </w:rPr>
-              <w:t>Прикрепите в окошке ниже снимки работы программы. Подпишите каждый снимок.</w:t>
-            </w:r>
-          </w:p>
-        </w:tc>
-      </w:tr>
-      <w:tr>
-        <w:tc>
-          <w:tcPr>
-            <w:tcW w:w="9643" w:type="dxa"/>
-            <w:shd w:val="clear" w:color="auto" w:fill="auto"/>
-            <w:tcMar>
-              <w:top w:w="100" w:type="dxa"/>
-              <w:left w:w="100" w:type="dxa"/>
-              <w:bottom w:w="100" w:type="dxa"/>
-              <w:right w:w="100" w:type="dxa"/>
-            </w:tcMar>
-          </w:tcPr>
-          <w:p>
-            <w:pPr>
-              <w:rPr>
-                <w:b/>
-              </w:rPr>
-            </w:pPr>
-          </w:p>
-        </w:tc>
-      </w:tr>
-    </w:tbl>
-    <w:p>
-      <w:pPr>
+      <w:r>
         <w:rPr>
           <w:b/>
-        </w:rPr>
-      </w:pPr>
-    </w:p>
-    <w:tbl>
-      <w:tblPr>
-        <w:tblStyle w:val="ab"/>
-        <w:tblW w:w="9643" w:type="dxa"/>
-        <w:tblInd w:w="0" w:type="dxa"/>
-        <w:tblBorders>
-          <w:top w:val="single" w:sz="8" w:space="0" w:color="000000"/>
-          <w:left w:val="single" w:sz="8" w:space="0" w:color="000000"/>
-          <w:bottom w:val="single" w:sz="8" w:space="0" w:color="000000"/>
-          <w:right w:val="single" w:sz="8" w:space="0" w:color="000000"/>
-          <w:insideH w:val="single" w:sz="8" w:space="0" w:color="000000"/>
-          <w:insideV w:val="single" w:sz="8" w:space="0" w:color="000000"/>
-        </w:tblBorders>
-        <w:tblLayout w:type="fixed"/>
-        <w:tblLook w:val="0600" w:firstRow="0" w:lastRow="0" w:firstColumn="0" w:lastColumn="0" w:noHBand="1" w:noVBand="1"/>
-      </w:tblPr>
-      <w:tblGrid>
-        <w:gridCol w:w="9643"/>
-      </w:tblGrid>
-      <w:tr>
-        <w:tc>
-          <w:tcPr>
-            <w:tcW w:w="9643" w:type="dxa"/>
-            <w:shd w:val="clear" w:color="auto" w:fill="auto"/>
-            <w:tcMar>
-              <w:top w:w="100" w:type="dxa"/>
-              <w:left w:w="100" w:type="dxa"/>
-              <w:bottom w:w="100" w:type="dxa"/>
-              <w:right w:w="100" w:type="dxa"/>
-            </w:tcMar>
-          </w:tcPr>
-          <w:p>
-            <w:pPr>
-              <w:rPr>
-                <w:i/>
-              </w:rPr>
-            </w:pPr>
-            <w:r>
-              <w:rPr>
-                <w:b/>
-                <w:i/>
-              </w:rPr>
-              <w:t>Образцы снимков:</w:t>
-            </w:r>
-          </w:p>
-        </w:tc>
-      </w:tr>
-      <w:tr>
-        <w:tc>
-          <w:tcPr>
-            <w:tcW w:w="9643" w:type="dxa"/>
-            <w:shd w:val="clear" w:color="auto" w:fill="auto"/>
-            <w:tcMar>
-              <w:top w:w="100" w:type="dxa"/>
-              <w:left w:w="100" w:type="dxa"/>
-              <w:bottom w:w="100" w:type="dxa"/>
-              <w:right w:w="100" w:type="dxa"/>
-            </w:tcMar>
-          </w:tcPr>
-          <w:p>
-            <w:pPr>
-              <w:rPr>
-                <w:b/>
-                <w:i/>
-              </w:rPr>
-            </w:pPr>
-            <w:r>
-              <w:t>Рисунок 1. Запуск программы с опцией «-h»</w:t>
-            </w:r>
-          </w:p>
-          <w:p>
-            <w:pPr>
-              <w:spacing w:before="120" w:after="160" w:line="326" w:lineRule="auto"/>
-              <w:rPr>
-                <w:rFonts w:ascii="Calibri" w:eastAsia="Calibri" w:hAnsi="Calibri" w:cs="Calibri"/>
-                <w:sz w:val="28"/>
-                <w:szCs w:val="28"/>
-              </w:rPr>
-            </w:pPr>
-            <w:r>
-              <w:rPr>
-                <w:rFonts w:ascii="Calibri" w:eastAsia="Calibri" w:hAnsi="Calibri" w:cs="Calibri"/>
-                <w:noProof/>
-                <w:sz w:val="28"/>
-                <w:szCs w:val="28"/>
-              </w:rPr>
-              <w:drawing>
-                <wp:inline distT="114300" distB="114300" distL="114300" distR="114300" wp14:anchorId="35F63A76" wp14:editId="422D7F48">
-                  <wp:extent cx="5972175" cy="2336800"/>
-                  <wp:effectExtent l="0" t="0" r="0" b="0"/>
-                  <wp:docPr id="2" name="image5.png"/>
-                  <wp:cNvGraphicFramePr/>
-                  <a:graphic xmlns:a="http://schemas.openxmlformats.org/drawingml/2006/main">
-                    <a:graphicData uri="http://schemas.openxmlformats.org/drawingml/2006/picture">
-                      <pic:pic xmlns:pic="http://schemas.openxmlformats.org/drawingml/2006/picture">
-                        <pic:nvPicPr>
-                          <pic:cNvPr id="0" name="image5.png"/>
-                          <pic:cNvPicPr preferRelativeResize="0"/>
-                        </pic:nvPicPr>
-                        <pic:blipFill>
-                          <a:blip r:embed="rId11"/>
-                          <a:srcRect/>
-                          <a:stretch>
-                            <a:fillRect/>
-                          </a:stretch>
-                        </pic:blipFill>
-                        <pic:spPr>
-                          <a:xfrm>
-                            <a:off x="0" y="0"/>
-                            <a:ext cx="5972175" cy="2336800"/>
-                          </a:xfrm>
-                          <a:prstGeom prst="rect">
-                            <a:avLst/>
-                          </a:prstGeom>
-                          <a:ln/>
-                        </pic:spPr>
-                      </pic:pic>
-                    </a:graphicData>
-                  </a:graphic>
-                </wp:inline>
-              </w:drawing>
-            </w:r>
-          </w:p>
-          <w:p/>
-          <w:p>
-            <w:r>
-              <w:t>Рисунок 2. Запуск программы с указанием файла и опцией выбора месяца</w:t>
-            </w:r>
-          </w:p>
-          <w:p>
-            <w:r>
-              <w:rPr>
-                <w:noProof/>
-              </w:rPr>
-              <w:lastRenderedPageBreak/>
-              <w:drawing>
-                <wp:inline distT="114300" distB="114300" distL="114300" distR="114300" wp14:anchorId="6678D2C2" wp14:editId="443A4201">
-                  <wp:extent cx="5972175" cy="1282700"/>
-                  <wp:effectExtent l="0" t="0" r="0" b="0"/>
-                  <wp:docPr id="4" name="image2.png"/>
-                  <wp:cNvGraphicFramePr/>
-                  <a:graphic xmlns:a="http://schemas.openxmlformats.org/drawingml/2006/main">
-                    <a:graphicData uri="http://schemas.openxmlformats.org/drawingml/2006/picture">
-                      <pic:pic xmlns:pic="http://schemas.openxmlformats.org/drawingml/2006/picture">
-                        <pic:nvPicPr>
-                          <pic:cNvPr id="0" name="image2.png"/>
-                          <pic:cNvPicPr preferRelativeResize="0"/>
-                        </pic:nvPicPr>
-                        <pic:blipFill>
-                          <a:blip r:embed="rId12"/>
-                          <a:srcRect/>
-                          <a:stretch>
-                            <a:fillRect/>
-                          </a:stretch>
-                        </pic:blipFill>
-                        <pic:spPr>
-                          <a:xfrm>
-                            <a:off x="0" y="0"/>
-                            <a:ext cx="5972175" cy="1282700"/>
-                          </a:xfrm>
-                          <a:prstGeom prst="rect">
-                            <a:avLst/>
-                          </a:prstGeom>
-                          <a:ln/>
-                        </pic:spPr>
-                      </pic:pic>
-                    </a:graphicData>
-                  </a:graphic>
-                </wp:inline>
-              </w:drawing>
-            </w:r>
-          </w:p>
-          <w:p>
-            <w:r>
-              <w:t>Рисунок 3. Запуск программы с указанием имени файла</w:t>
-            </w:r>
-          </w:p>
-          <w:p>
-            <w:pPr>
-              <w:rPr>
-                <w:b/>
-              </w:rPr>
-            </w:pPr>
-            <w:r>
-              <w:rPr>
-                <w:noProof/>
-              </w:rPr>
-              <w:drawing>
-                <wp:inline distT="114300" distB="114300" distL="114300" distR="114300" wp14:anchorId="0A02FEED" wp14:editId="2FFA866B">
-                  <wp:extent cx="5972175" cy="2908300"/>
-                  <wp:effectExtent l="0" t="0" r="0" b="0"/>
-                  <wp:docPr id="3" name="image4.png"/>
-                  <wp:cNvGraphicFramePr/>
-                  <a:graphic xmlns:a="http://schemas.openxmlformats.org/drawingml/2006/main">
-                    <a:graphicData uri="http://schemas.openxmlformats.org/drawingml/2006/picture">
-                      <pic:pic xmlns:pic="http://schemas.openxmlformats.org/drawingml/2006/picture">
-                        <pic:nvPicPr>
-                          <pic:cNvPr id="0" name="image4.png"/>
-                          <pic:cNvPicPr preferRelativeResize="0"/>
-                        </pic:nvPicPr>
-                        <pic:blipFill>
-                          <a:blip r:embed="rId13"/>
-                          <a:srcRect/>
-                          <a:stretch>
-                            <a:fillRect/>
-                          </a:stretch>
-                        </pic:blipFill>
-                        <pic:spPr>
-                          <a:xfrm>
-                            <a:off x="0" y="0"/>
-                            <a:ext cx="5972175" cy="2908300"/>
-                          </a:xfrm>
-                          <a:prstGeom prst="rect">
-                            <a:avLst/>
-                          </a:prstGeom>
-                          <a:ln/>
-                        </pic:spPr>
-                      </pic:pic>
-                    </a:graphicData>
-                  </a:graphic>
-                </wp:inline>
-              </w:drawing>
-            </w:r>
-            <w:r>
-              <w:t xml:space="preserve"> </w:t>
-            </w:r>
-          </w:p>
-        </w:tc>
-      </w:tr>
-    </w:tbl>
+          <w:noProof/>
+          <w:lang w:val="ru-RU"/>
+        </w:rPr>
+        <w:t xml:space="preserve"> </w:t>
+      </w:r>
+      <w:r>
+        <w:rPr>
+          <w:b/>
+          <w:noProof/>
+        </w:rPr>
+        <w:drawing>
+          <wp:inline distT="0" distB="0" distL="0" distR="0" wp14:anchorId="71F08A17" wp14:editId="6005C374">
+            <wp:extent cx="3479800" cy="1397000"/>
+            <wp:effectExtent l="0" t="0" r="0" b="0"/>
+            <wp:docPr id="7" name="Рисунок 7"/>
+            <wp:cNvGraphicFramePr>
+              <a:graphicFrameLocks xmlns:a="http://schemas.openxmlformats.org/drawingml/2006/main" noChangeAspect="1"/>
+            </wp:cNvGraphicFramePr>
+            <a:graphic xmlns:a="http://schemas.openxmlformats.org/drawingml/2006/main">
+              <a:graphicData uri="http://schemas.openxmlformats.org/drawingml/2006/picture">
+                <pic:pic xmlns:pic="http://schemas.openxmlformats.org/drawingml/2006/picture">
+                  <pic:nvPicPr>
+                    <pic:cNvPr id="7" name="Рисунок 7"/>
+                    <pic:cNvPicPr/>
+                  </pic:nvPicPr>
+                  <pic:blipFill>
+                    <a:blip r:embed="rId11">
+                      <a:extLst>
+                        <a:ext uri="{28A0092B-C50C-407E-A947-70E740481C1C}">
+                          <a14:useLocalDpi xmlns:a14="http://schemas.microsoft.com/office/drawing/2010/main" val="0"/>
+                        </a:ext>
+                      </a:extLst>
+                    </a:blip>
+                    <a:stretch>
+                      <a:fillRect/>
+                    </a:stretch>
+                  </pic:blipFill>
+                  <pic:spPr>
+                    <a:xfrm>
+                      <a:off x="0" y="0"/>
+                      <a:ext cx="3479800" cy="1397000"/>
+                    </a:xfrm>
+                    <a:prstGeom prst="rect">
+                      <a:avLst/>
+                    </a:prstGeom>
+                  </pic:spPr>
+                </pic:pic>
+              </a:graphicData>
+            </a:graphic>
+          </wp:inline>
+        </w:drawing>
+      </w:r>
+    </w:p>
+    <w:p>
+      <w:pPr>
+        <w:rPr>
+          <w:b/>
+        </w:rPr>
+      </w:pPr>
+    </w:p>
+    <w:p>
+      <w:pPr>
+        <w:numPr>
+          <w:ilvl w:val="1"/>
+          <w:numId w:val="8"/>
+        </w:numPr>
+        <w:ind w:right="162"/>
+      </w:pPr>
+      <w:r>
+        <w:t>Запуск программы с указанием файла и опцией выбора месяца</w:t>
+      </w:r>
+    </w:p>
+    <w:p>
+      <w:pPr>
+        <w:ind w:right="162"/>
+      </w:pPr>
+      <w:r>
+        <w:rPr>
+          <w:noProof/>
+        </w:rPr>
+        <w:drawing>
+          <wp:inline distT="0" distB="0" distL="0" distR="0" wp14:anchorId="12D494DB" wp14:editId="6658C3B6">
+            <wp:extent cx="3632200" cy="1574800"/>
+            <wp:effectExtent l="0" t="0" r="0" b="0"/>
+            <wp:docPr id="8" name="Рисунок 8"/>
+            <wp:cNvGraphicFramePr>
+              <a:graphicFrameLocks xmlns:a="http://schemas.openxmlformats.org/drawingml/2006/main" noChangeAspect="1"/>
+            </wp:cNvGraphicFramePr>
+            <a:graphic xmlns:a="http://schemas.openxmlformats.org/drawingml/2006/main">
+              <a:graphicData uri="http://schemas.openxmlformats.org/drawingml/2006/picture">
+                <pic:pic xmlns:pic="http://schemas.openxmlformats.org/drawingml/2006/picture">
+                  <pic:nvPicPr>
+                    <pic:cNvPr id="8" name="Рисунок 8"/>
+                    <pic:cNvPicPr/>
+                  </pic:nvPicPr>
+                  <pic:blipFill>
+                    <a:blip r:embed="rId12">
+                      <a:extLst>
+                        <a:ext uri="{28A0092B-C50C-407E-A947-70E740481C1C}">
+                          <a14:useLocalDpi xmlns:a14="http://schemas.microsoft.com/office/drawing/2010/main" val="0"/>
+                        </a:ext>
+                      </a:extLst>
+                    </a:blip>
+                    <a:stretch>
+                      <a:fillRect/>
+                    </a:stretch>
+                  </pic:blipFill>
+                  <pic:spPr>
+                    <a:xfrm>
+                      <a:off x="0" y="0"/>
+                      <a:ext cx="3632200" cy="1574800"/>
+                    </a:xfrm>
+                    <a:prstGeom prst="rect">
+                      <a:avLst/>
+                    </a:prstGeom>
+                  </pic:spPr>
+                </pic:pic>
+              </a:graphicData>
+            </a:graphic>
+          </wp:inline>
+        </w:drawing>
+      </w:r>
+    </w:p>
+    <w:p>
+      <w:pPr>
+        <w:numPr>
+          <w:ilvl w:val="1"/>
+          <w:numId w:val="8"/>
+        </w:numPr>
+        <w:ind w:right="162"/>
+      </w:pPr>
+      <w:r>
+        <w:lastRenderedPageBreak/>
+        <w:t>Запуск программы с указанием имени файла</w:t>
+      </w:r>
+    </w:p>
+    <w:p>
+      <w:pPr>
+        <w:ind w:right="162"/>
+      </w:pPr>
+      <w:r>
+        <w:rPr>
+          <w:noProof/>
+        </w:rPr>
+        <w:drawing>
+          <wp:inline distT="0" distB="0" distL="0" distR="0" wp14:anchorId="7A67A84A" wp14:editId="7D0D8A1F">
+            <wp:extent cx="3886200" cy="2590800"/>
+            <wp:effectExtent l="0" t="0" r="0" b="0"/>
+            <wp:docPr id="6" name="Рисунок 6"/>
+            <wp:cNvGraphicFramePr>
+              <a:graphicFrameLocks xmlns:a="http://schemas.openxmlformats.org/drawingml/2006/main" noChangeAspect="1"/>
+            </wp:cNvGraphicFramePr>
+            <a:graphic xmlns:a="http://schemas.openxmlformats.org/drawingml/2006/main">
+              <a:graphicData uri="http://schemas.openxmlformats.org/drawingml/2006/picture">
+                <pic:pic xmlns:pic="http://schemas.openxmlformats.org/drawingml/2006/picture">
+                  <pic:nvPicPr>
+                    <pic:cNvPr id="6" name="Рисунок 6"/>
+                    <pic:cNvPicPr/>
+                  </pic:nvPicPr>
+                  <pic:blipFill>
+                    <a:blip r:embed="rId13">
+                      <a:extLst>
+                        <a:ext uri="{28A0092B-C50C-407E-A947-70E740481C1C}">
+                          <a14:useLocalDpi xmlns:a14="http://schemas.microsoft.com/office/drawing/2010/main" val="0"/>
+                        </a:ext>
+                      </a:extLst>
+                    </a:blip>
+                    <a:stretch>
+                      <a:fillRect/>
+                    </a:stretch>
+                  </pic:blipFill>
+                  <pic:spPr>
+                    <a:xfrm>
+                      <a:off x="0" y="0"/>
+                      <a:ext cx="3886200" cy="2590800"/>
+                    </a:xfrm>
+                    <a:prstGeom prst="rect">
+                      <a:avLst/>
+                    </a:prstGeom>
+                  </pic:spPr>
+                </pic:pic>
+              </a:graphicData>
+            </a:graphic>
+          </wp:inline>
+        </w:drawing>
+      </w:r>
+    </w:p>
+    <w:p>
+      <w:pPr>
+        <w:rPr>
+          <w:b/>
+        </w:rPr>
+      </w:pPr>
+    </w:p>
     <w:p/>
     <w:p>
       <w:pPr>
@@ -2946,332 +2924,88 @@
         <w:keepNext w:val="0"/>
         <w:keepLines w:val="0"/>
         <w:spacing w:before="240" w:after="240" w:line="178" w:lineRule="auto"/>
-      </w:pPr>
-      <w:bookmarkStart w:id="10" w:name="_heading=h.17dp8vu" w:colFirst="0" w:colLast="0"/>
-      <w:bookmarkEnd w:id="10"/>
-      <w:r>
-        <w:rPr>
-          <w:sz w:val="28"/>
-          <w:szCs w:val="28"/>
-        </w:rPr>
-        <w:t xml:space="preserve">Сборка программы утилитой </w:t>
-      </w:r>
-      <w:proofErr w:type="spellStart"/>
-      <w:r>
-        <w:rPr>
-          <w:sz w:val="28"/>
-          <w:szCs w:val="28"/>
-        </w:rPr>
-        <w:t>make</w:t>
-      </w:r>
-      <w:proofErr w:type="spellEnd"/>
-      <w:r>
         <w:rPr>
           <w:rFonts w:ascii="IBM Plex Sans" w:eastAsia="IBM Plex Sans" w:hAnsi="IBM Plex Sans" w:cs="IBM Plex Sans"/>
           <w:sz w:val="28"/>
           <w:szCs w:val="28"/>
         </w:rPr>
+      </w:pPr>
+      <w:bookmarkStart w:id="10" w:name="_heading=h.17dp8vu" w:colFirst="0" w:colLast="0"/>
+      <w:bookmarkEnd w:id="10"/>
+      <w:r>
+        <w:rPr>
+          <w:sz w:val="28"/>
+          <w:szCs w:val="28"/>
+        </w:rPr>
+        <w:t xml:space="preserve">Сборка программы утилитой </w:t>
+      </w:r>
+      <w:proofErr w:type="spellStart"/>
+      <w:r>
+        <w:rPr>
+          <w:sz w:val="28"/>
+          <w:szCs w:val="28"/>
+        </w:rPr>
+        <w:t>make</w:t>
+      </w:r>
+      <w:proofErr w:type="spellEnd"/>
+      <w:r>
+        <w:rPr>
+          <w:rFonts w:ascii="IBM Plex Sans" w:eastAsia="IBM Plex Sans" w:hAnsi="IBM Plex Sans" w:cs="IBM Plex Sans"/>
+          <w:sz w:val="28"/>
+          <w:szCs w:val="28"/>
+        </w:rPr>
         <w:t xml:space="preserve"> </w:t>
       </w:r>
     </w:p>
-    <w:tbl>
-      <w:tblPr>
-        <w:tblStyle w:val="ac"/>
-        <w:tblW w:w="9585" w:type="dxa"/>
-        <w:tblInd w:w="-3" w:type="dxa"/>
-        <w:tblBorders>
-          <w:top w:val="nil"/>
-          <w:left w:val="nil"/>
-          <w:bottom w:val="nil"/>
-          <w:right w:val="nil"/>
-          <w:insideH w:val="nil"/>
-          <w:insideV w:val="nil"/>
-        </w:tblBorders>
-        <w:tblLayout w:type="fixed"/>
-        <w:tblLook w:val="0400" w:firstRow="0" w:lastRow="0" w:firstColumn="0" w:lastColumn="0" w:noHBand="0" w:noVBand="1"/>
-      </w:tblPr>
-      <w:tblGrid>
-        <w:gridCol w:w="9585"/>
-      </w:tblGrid>
-      <w:tr>
-        <w:trPr>
-          <w:trHeight w:val="1132"/>
-        </w:trPr>
-        <w:tc>
-          <w:tcPr>
-            <w:tcW w:w="9585" w:type="dxa"/>
-            <w:shd w:val="clear" w:color="auto" w:fill="DCCDF3"/>
-          </w:tcPr>
-          <w:p>
-            <w:pPr>
-              <w:numPr>
-                <w:ilvl w:val="0"/>
-                <w:numId w:val="8"/>
-              </w:numPr>
-              <w:ind w:left="566" w:right="162" w:hanging="435"/>
-            </w:pPr>
-            <w:r>
-              <w:rPr>
-                <w:b/>
-                <w:i/>
-              </w:rPr>
-              <w:t>Инструкция по оформлению</w:t>
-            </w:r>
-            <w:proofErr w:type="gramStart"/>
-            <w:r>
-              <w:rPr>
-                <w:b/>
-                <w:i/>
-              </w:rPr>
-              <w:t>:</w:t>
-            </w:r>
-            <w:r>
-              <w:rPr>
-                <w:i/>
-              </w:rPr>
-              <w:t xml:space="preserve"> Прикрепите</w:t>
-            </w:r>
-            <w:proofErr w:type="gramEnd"/>
-            <w:r>
-              <w:rPr>
-                <w:i/>
-              </w:rPr>
-              <w:t xml:space="preserve"> в окошке ниже снимок сборки программы утилитой </w:t>
-            </w:r>
-            <w:proofErr w:type="spellStart"/>
-            <w:r>
-              <w:rPr>
-                <w:i/>
-              </w:rPr>
-              <w:t>make</w:t>
-            </w:r>
-            <w:proofErr w:type="spellEnd"/>
-            <w:r>
-              <w:rPr>
-                <w:i/>
-              </w:rPr>
-              <w:t>.</w:t>
-            </w:r>
-          </w:p>
-        </w:tc>
-      </w:tr>
-    </w:tbl>
-    <w:p>
-      <w:pPr>
-        <w:rPr>
-          <w:b/>
-        </w:rPr>
-      </w:pPr>
-    </w:p>
-    <w:tbl>
-      <w:tblPr>
-        <w:tblStyle w:val="ad"/>
-        <w:tblW w:w="9643" w:type="dxa"/>
-        <w:tblInd w:w="0" w:type="dxa"/>
-        <w:tblBorders>
-          <w:top w:val="single" w:sz="8" w:space="0" w:color="000000"/>
-          <w:left w:val="single" w:sz="8" w:space="0" w:color="000000"/>
-          <w:bottom w:val="single" w:sz="8" w:space="0" w:color="000000"/>
-          <w:right w:val="single" w:sz="8" w:space="0" w:color="000000"/>
-          <w:insideH w:val="single" w:sz="8" w:space="0" w:color="000000"/>
-          <w:insideV w:val="single" w:sz="8" w:space="0" w:color="000000"/>
-        </w:tblBorders>
-        <w:tblLayout w:type="fixed"/>
-        <w:tblLook w:val="0600" w:firstRow="0" w:lastRow="0" w:firstColumn="0" w:lastColumn="0" w:noHBand="1" w:noVBand="1"/>
-      </w:tblPr>
-      <w:tblGrid>
-        <w:gridCol w:w="9643"/>
-      </w:tblGrid>
-      <w:tr>
-        <w:tc>
-          <w:tcPr>
-            <w:tcW w:w="9643" w:type="dxa"/>
-            <w:shd w:val="clear" w:color="auto" w:fill="auto"/>
-            <w:tcMar>
-              <w:top w:w="100" w:type="dxa"/>
-              <w:left w:w="100" w:type="dxa"/>
-              <w:bottom w:w="100" w:type="dxa"/>
-              <w:right w:w="100" w:type="dxa"/>
-            </w:tcMar>
-          </w:tcPr>
-          <w:p>
-            <w:pPr>
-              <w:widowControl w:val="0"/>
-              <w:spacing w:before="0" w:after="0" w:line="240" w:lineRule="auto"/>
-              <w:jc w:val="left"/>
-              <w:rPr>
-                <w:i/>
-              </w:rPr>
-            </w:pPr>
-            <w:r>
-              <w:rPr>
-                <w:i/>
-              </w:rPr>
-              <w:t xml:space="preserve">Прикрепите в окошке ниже снимок сборки программы утилитой </w:t>
-            </w:r>
-            <w:proofErr w:type="spellStart"/>
-            <w:r>
-              <w:rPr>
-                <w:i/>
-              </w:rPr>
-              <w:t>make</w:t>
-            </w:r>
-            <w:proofErr w:type="spellEnd"/>
-            <w:r>
-              <w:rPr>
-                <w:i/>
-              </w:rPr>
-              <w:t>.</w:t>
-            </w:r>
-          </w:p>
-        </w:tc>
-      </w:tr>
-      <w:tr>
-        <w:tc>
-          <w:tcPr>
-            <w:tcW w:w="9643" w:type="dxa"/>
-            <w:shd w:val="clear" w:color="auto" w:fill="auto"/>
-            <w:tcMar>
-              <w:top w:w="100" w:type="dxa"/>
-              <w:left w:w="100" w:type="dxa"/>
-              <w:bottom w:w="100" w:type="dxa"/>
-              <w:right w:w="100" w:type="dxa"/>
-            </w:tcMar>
-          </w:tcPr>
-          <w:p>
-            <w:pPr>
-              <w:rPr>
-                <w:b/>
-              </w:rPr>
-            </w:pPr>
-          </w:p>
-        </w:tc>
-      </w:tr>
-    </w:tbl>
     <w:p/>
-    <w:tbl>
-      <w:tblPr>
-        <w:tblStyle w:val="ae"/>
-        <w:tblW w:w="9643" w:type="dxa"/>
-        <w:tblInd w:w="0" w:type="dxa"/>
-        <w:tblBorders>
-          <w:top w:val="single" w:sz="8" w:space="0" w:color="000000"/>
-          <w:left w:val="single" w:sz="8" w:space="0" w:color="000000"/>
-          <w:bottom w:val="single" w:sz="8" w:space="0" w:color="000000"/>
-          <w:right w:val="single" w:sz="8" w:space="0" w:color="000000"/>
-          <w:insideH w:val="single" w:sz="8" w:space="0" w:color="000000"/>
-          <w:insideV w:val="single" w:sz="8" w:space="0" w:color="000000"/>
-        </w:tblBorders>
-        <w:tblLayout w:type="fixed"/>
-        <w:tblLook w:val="0600" w:firstRow="0" w:lastRow="0" w:firstColumn="0" w:lastColumn="0" w:noHBand="1" w:noVBand="1"/>
-      </w:tblPr>
-      <w:tblGrid>
-        <w:gridCol w:w="9643"/>
-      </w:tblGrid>
-      <w:tr>
-        <w:tc>
-          <w:tcPr>
-            <w:tcW w:w="9643" w:type="dxa"/>
-            <w:shd w:val="clear" w:color="auto" w:fill="auto"/>
-            <w:tcMar>
-              <w:top w:w="100" w:type="dxa"/>
-              <w:left w:w="100" w:type="dxa"/>
-              <w:bottom w:w="100" w:type="dxa"/>
-              <w:right w:w="100" w:type="dxa"/>
-            </w:tcMar>
-          </w:tcPr>
-          <w:p>
-            <w:pPr>
-              <w:widowControl w:val="0"/>
-              <w:pBdr>
-                <w:top w:val="nil"/>
-                <w:left w:val="nil"/>
-                <w:bottom w:val="nil"/>
-                <w:right w:val="nil"/>
-                <w:between w:val="nil"/>
-              </w:pBdr>
-              <w:spacing w:before="0" w:after="0" w:line="240" w:lineRule="auto"/>
-              <w:jc w:val="left"/>
-              <w:rPr>
-                <w:b/>
-                <w:i/>
-              </w:rPr>
-            </w:pPr>
-            <w:r>
-              <w:rPr>
-                <w:b/>
-                <w:i/>
-              </w:rPr>
-              <w:t>Образец снимка:</w:t>
-            </w:r>
-          </w:p>
-        </w:tc>
-      </w:tr>
-      <w:tr>
-        <w:tc>
-          <w:tcPr>
-            <w:tcW w:w="9643" w:type="dxa"/>
-            <w:shd w:val="clear" w:color="auto" w:fill="auto"/>
-            <w:tcMar>
-              <w:top w:w="100" w:type="dxa"/>
-              <w:left w:w="100" w:type="dxa"/>
-              <w:bottom w:w="100" w:type="dxa"/>
-              <w:right w:w="100" w:type="dxa"/>
-            </w:tcMar>
-          </w:tcPr>
-          <w:p>
-            <w:r>
-              <w:rPr>
-                <w:noProof/>
-              </w:rPr>
-              <w:lastRenderedPageBreak/>
-              <w:drawing>
-                <wp:inline distT="114300" distB="114300" distL="114300" distR="114300" wp14:anchorId="390372D1" wp14:editId="54587B64">
-                  <wp:extent cx="5972175" cy="2755900"/>
-                  <wp:effectExtent l="0" t="0" r="0" b="0"/>
-                  <wp:docPr id="5" name="image3.png"/>
-                  <wp:cNvGraphicFramePr/>
-                  <a:graphic xmlns:a="http://schemas.openxmlformats.org/drawingml/2006/main">
-                    <a:graphicData uri="http://schemas.openxmlformats.org/drawingml/2006/picture">
-                      <pic:pic xmlns:pic="http://schemas.openxmlformats.org/drawingml/2006/picture">
-                        <pic:nvPicPr>
-                          <pic:cNvPr id="0" name="image3.png"/>
-                          <pic:cNvPicPr preferRelativeResize="0"/>
-                        </pic:nvPicPr>
-                        <pic:blipFill>
-                          <a:blip r:embed="rId14"/>
-                          <a:srcRect/>
-                          <a:stretch>
-                            <a:fillRect/>
-                          </a:stretch>
-                        </pic:blipFill>
-                        <pic:spPr>
-                          <a:xfrm>
-                            <a:off x="0" y="0"/>
-                            <a:ext cx="5972175" cy="2755900"/>
-                          </a:xfrm>
-                          <a:prstGeom prst="rect">
-                            <a:avLst/>
-                          </a:prstGeom>
-                          <a:ln/>
-                        </pic:spPr>
-                      </pic:pic>
-                    </a:graphicData>
-                  </a:graphic>
-                </wp:inline>
-              </w:drawing>
-            </w:r>
-          </w:p>
-        </w:tc>
-      </w:tr>
-    </w:tbl>
-    <w:p/>
-    <w:p>
-      <w:pPr>
-        <w:spacing w:before="0" w:after="0"/>
-      </w:pPr>
-    </w:p>
-    <w:p/>
+    <w:p>
+      <w:r>
+        <w:rPr>
+          <w:noProof/>
+        </w:rPr>
+        <w:drawing>
+          <wp:inline distT="0" distB="0" distL="0" distR="0" wp14:anchorId="36A50D80" wp14:editId="2C425699">
+            <wp:extent cx="2590800" cy="1092200"/>
+            <wp:effectExtent l="0" t="0" r="0" b="0"/>
+            <wp:docPr id="10" name="Рисунок 10"/>
+            <wp:cNvGraphicFramePr>
+              <a:graphicFrameLocks xmlns:a="http://schemas.openxmlformats.org/drawingml/2006/main" noChangeAspect="1"/>
+            </wp:cNvGraphicFramePr>
+            <a:graphic xmlns:a="http://schemas.openxmlformats.org/drawingml/2006/main">
+              <a:graphicData uri="http://schemas.openxmlformats.org/drawingml/2006/picture">
+                <pic:pic xmlns:pic="http://schemas.openxmlformats.org/drawingml/2006/picture">
+                  <pic:nvPicPr>
+                    <pic:cNvPr id="10" name="Рисунок 10"/>
+                    <pic:cNvPicPr/>
+                  </pic:nvPicPr>
+                  <pic:blipFill>
+                    <a:blip r:embed="rId14">
+                      <a:extLst>
+                        <a:ext uri="{28A0092B-C50C-407E-A947-70E740481C1C}">
+                          <a14:useLocalDpi xmlns:a14="http://schemas.microsoft.com/office/drawing/2010/main" val="0"/>
+                        </a:ext>
+                      </a:extLst>
+                    </a:blip>
+                    <a:stretch>
+                      <a:fillRect/>
+                    </a:stretch>
+                  </pic:blipFill>
+                  <pic:spPr>
+                    <a:xfrm>
+                      <a:off x="0" y="0"/>
+                      <a:ext cx="2590800" cy="1092200"/>
+                    </a:xfrm>
+                    <a:prstGeom prst="rect">
+                      <a:avLst/>
+                    </a:prstGeom>
+                  </pic:spPr>
+                </pic:pic>
+              </a:graphicData>
+            </a:graphic>
+          </wp:inline>
+        </w:drawing>
+      </w:r>
+    </w:p>
     <w:sectPr>
       <w:pgSz w:w="11909" w:h="16834"/>
       <w:pgMar w:top="1133" w:right="1133" w:bottom="1133" w:left="1133" w:header="720" w:footer="720" w:gutter="0"/>
